--- a/docs/legal/review-2026-06-16/revised-lolo-care-inc/Legal/DRAFTS/Board Governance/02-bylaws.docx
+++ b/docs/legal/review-2026-06-16/revised-lolo-care-inc/Legal/DRAFTS/Board Governance/02-bylaws.docx
@@ -22,7 +22,7 @@
         <w:jc w:val="center"/>
       </w:pPr>
       <w:r>
-        <w:t>LoLo Care Inc</w:t>
+        <w:t>Lolo Care, Inc.</w:t>
       </w:r>
     </w:p>
     <w:p>
@@ -53,7 +53,7 @@
     </w:p>
     <w:p>
       <w:r>
-        <w:t>The registered office and registered agent of LoLo Care Inc (the "Corporation") in the State of Delaware shall be as stated in the Corporation's certificate of incorporation or as later designated by the board of directors of the Corporation (the "Board") in accordance with applicable law.</w:t>
+        <w:t>The registered office and registered agent of Lolo Care, Inc. (the "Corporation") in the State of Delaware shall be as stated in the Corporation's certificate of incorporation or as later designated by the board of directors of the Corporation (the "Board") in accordance with applicable law.</w:t>
       </w:r>
     </w:p>
     <w:p>
@@ -251,7 +251,7 @@
     </w:p>
     <w:p>
       <w:r>
-        <w:t>The number of directors constituting the Board is fixed at two. The initial two director seats are intended to be held by Charles Petrini Poli and Thibaud Peverelli as elected or confirmed by the incorporator, the stockholders, or the Board, as applicable.</w:t>
+        <w:t>The number of directors constituting the Board is fixed at two. The initial two director seats are intended to be held by Charles Petrini-Poli and Thibaud Peverelli as elected or confirmed by the incorporator, the stockholders, or the Board, as applicable.</w:t>
       </w:r>
     </w:p>
     <w:p>
@@ -433,7 +433,7 @@
     </w:p>
     <w:p>
       <w:r>
-        <w:t>If the two directors do not both approve a proposed Board action, the proposed action shall not be approved. Any deadlock may be addressed under the deadlock process, if any, contained in an applicable founder voting, stockholder, or governance agreement.</w:t>
+        <w:t>If the two directors do not both approve a proposed Board action, the proposed action shall not be approved unless resolved under the deadlock process contained in an applicable founder voting, stockholder, or governance agreement, including any stockholder vote escalation permitted by law and the governing documents.</w:t>
       </w:r>
     </w:p>
     <w:p>
@@ -811,7 +811,7 @@
     </w:p>
     <w:p>
       <w:r>
-        <w:t>LoLo Care Inc</w:t>
+        <w:t>Lolo Care, Inc.</w:t>
       </w:r>
     </w:p>
     <w:p>
